--- a/Tailored_CVs/Shinoy_WERVR_Test_Automatiseerder___Test_Automation_Engineer.docx
+++ b/Tailored_CVs/Shinoy_WERVR_Test_Automatiseerder___Test_Automation_Engineer.docx
@@ -70,7 +70,7 @@
           <w:b w:val="0"/>
           <w:sz w:val="19"/>
         </w:rPr>
-        <w:t>QA Automation Engineer with over 8 years of experience building scalable test frameworks using TypeScript and Playwright for complex financial and enterprise applications. Experienced in functional and automated testing, working with Git, CI/CD pipelines, and analyzing business requirements to ensure high-quality software delivery. Currently holding a valid EU residence permit in the Netherlands and ready to bring strong quality ownership to WERVR and the Belastingdienst.</w:t>
+        <w:t>QA Automation Engineer with over 8 years of experience building scalable test frameworks using TypeScript, Playwright, and Java. Skilled in implementing CI/CD pipelines, performing complex functional and automated testing, and collaborating with cross-functional teams. Currently holding a valid EU residence permit and based in Amstelveen, ready to contribute effectively to WERVR.</w:t>
       </w:r>
     </w:p>
     <w:p>
@@ -288,7 +288,7 @@
           <w:b w:val="0"/>
           <w:sz w:val="18"/>
         </w:rPr>
-        <w:t>▸ Migrated SeleniumJava framework to Playwright TypeScript for complex endtoend workflows, boosting execution efficiency by 20%.</w:t>
+        <w:t>▸ Migrated legacy SeleniumJava frameworks to Playwright TypeScript for complex credit and financial workflows, boosting execution efficiency by 20%.</w:t>
       </w:r>
     </w:p>
     <w:p>
@@ -301,7 +301,7 @@
           <w:b w:val="0"/>
           <w:sz w:val="18"/>
         </w:rPr>
-        <w:t>▸ Executed comprehensive geautomatiseerd en functioneel testen (automated and functional testing) across multitier enterprise applications.</w:t>
+        <w:t>▸ Executed comprehensive geautomatiseerd en functioneel testen (automated and functional testing) across critical microservices and database environments.</w:t>
       </w:r>
     </w:p>
     <w:p>
@@ -314,7 +314,7 @@
           <w:b w:val="0"/>
           <w:sz w:val="18"/>
         </w:rPr>
-        <w:t>▸ Managed version control and integration workflows using Git, GitHub, and Jenkins/CICD pipelines to support continuous release stability.</w:t>
+        <w:t>▸ Integrated automated regression test builds within Jenkins pipelines, utilizing Git and Yml configurations to ensure continuous delivery and high release stability.</w:t>
       </w:r>
     </w:p>
     <w:p>
@@ -327,7 +327,7 @@
           <w:b w:val="0"/>
           <w:sz w:val="18"/>
         </w:rPr>
-        <w:t>▸ Performed process analysis, requirement translation, and defect tracking in collaboration with crossfunctional business and technical teams.</w:t>
+        <w:t>▸ Performed process analysis and database validation using Oracle SQL to identify bottlenecks and ensure strict data integrity across workflows.</w:t>
       </w:r>
     </w:p>
     <w:p>
